--- a/site_specific/pfas_background/Background concentration of PFAS in Groundwater.docx
+++ b/site_specific/pfas_background/Background concentration of PFAS in Groundwater.docx
@@ -30,8 +30,13 @@
       <w:r>
         <w:t xml:space="preserve">Background concentration is either the naturally occurring ambient levels of contaminants in the environment or </w:t>
       </w:r>
-      <w:r>
-        <w:t>concentrations as the result of human-generated, non-site-related sources</w:t>
+      <w:proofErr w:type="gramStart"/>
+      <w:r>
+        <w:t>concentrations</w:t>
+      </w:r>
+      <w:proofErr w:type="gramEnd"/>
+      <w:r>
+        <w:t xml:space="preserve"> as the result of human-generated, non-site-related sources</w:t>
       </w:r>
       <w:r>
         <w:t xml:space="preserve">. As all PFAS compounds are synthetic, we are concerned with the later definition </w:t>
@@ -139,11 +144,19 @@
       <w:r>
         <w:t xml:space="preserve"> introduces an issue of what background values are </w:t>
       </w:r>
+      <w:proofErr w:type="gramStart"/>
       <w:r>
         <w:t xml:space="preserve">being </w:t>
       </w:r>
       <w:r>
-        <w:t xml:space="preserve">estimating. It is expected that groundwater near the water table </w:t>
+        <w:t>estimating</w:t>
+      </w:r>
+      <w:proofErr w:type="gramEnd"/>
+      <w:r>
+        <w:t xml:space="preserve"> here</w:t>
+      </w:r>
+      <w:r>
+        <w:t xml:space="preserve">. It is expected that groundwater near the water table </w:t>
       </w:r>
       <w:r>
         <w:t>would have a higher likelihood of contamination than water deep in the aquifer. Without controls on what depth in the aquifer the water sample represents, what background value we are estimating isn’t fully known (e.g. shallow, intermediate, or deep).</w:t>
@@ -164,7 +177,15 @@
         <w:t>.</w:t>
       </w:r>
       <w:r>
-        <w:t xml:space="preserve"> As a majority of the wells in this data set are drilled, it is more likely the analysis </w:t>
+        <w:t xml:space="preserve"> As </w:t>
+      </w:r>
+      <w:proofErr w:type="gramStart"/>
+      <w:r>
+        <w:t>a majority of</w:t>
+      </w:r>
+      <w:proofErr w:type="gramEnd"/>
+      <w:r>
+        <w:t xml:space="preserve"> the wells in this data set are drilled, it is more likely the analysis </w:t>
       </w:r>
       <w:r>
         <w:t xml:space="preserve">is more representative of intermediate or deep </w:t>
@@ -192,8 +213,17 @@
           <w:b/>
           <w:bCs/>
         </w:rPr>
-        <w:t>Frequency of Non-Detect</w:t>
-      </w:r>
+        <w:t xml:space="preserve">Frequency of </w:t>
+      </w:r>
+      <w:proofErr w:type="gramStart"/>
+      <w:r>
+        <w:rPr>
+          <w:b/>
+          <w:bCs/>
+        </w:rPr>
+        <w:t>Non-Detect</w:t>
+      </w:r>
+      <w:proofErr w:type="gramEnd"/>
     </w:p>
     <w:p>
       <w:pPr>
@@ -277,9 +307,14 @@
       <w:r>
         <w:t xml:space="preserve"> return non-</w:t>
       </w:r>
+      <w:proofErr w:type="gramStart"/>
       <w:r>
         <w:lastRenderedPageBreak/>
-        <w:t xml:space="preserve">detect for most or all PFAS compounds </w:t>
+        <w:t>detect</w:t>
+      </w:r>
+      <w:proofErr w:type="gramEnd"/>
+      <w:r>
+        <w:t xml:space="preserve"> for most or all PFAS compounds </w:t>
       </w:r>
       <w:r>
         <w:t>increases the</w:t>
@@ -374,61 +409,88 @@
         <w:t>suggests</w:t>
       </w:r>
       <w:r>
-        <w:t xml:space="preserve"> that background concentration is at a non-detect level.</w:t>
+        <w:t xml:space="preserve"> that background concentration is at a non-</w:t>
+      </w:r>
+      <w:proofErr w:type="gramStart"/>
+      <w:r>
+        <w:t>detect</w:t>
+      </w:r>
+      <w:proofErr w:type="gramEnd"/>
+      <w:r>
+        <w:t xml:space="preserve"> level. </w:t>
+      </w:r>
+      <w:r>
+        <w:t xml:space="preserve">Figure 1 </w:t>
+      </w:r>
+      <w:r>
+        <w:t>may demonstrate</w:t>
+      </w:r>
+      <w:r>
+        <w:t xml:space="preserve"> that a non-detect background </w:t>
+      </w:r>
+      <w:r>
+        <w:t>is</w:t>
+      </w:r>
+      <w:r>
+        <w:t xml:space="preserve"> applicable for any PFAS compound. Certainly</w:t>
+      </w:r>
+      <w:r>
+        <w:t>,</w:t>
+      </w:r>
+      <w:r>
+        <w:t xml:space="preserve"> if more than 98% of samples adjacent to or within </w:t>
+      </w:r>
+      <w:r>
+        <w:t>sites</w:t>
+      </w:r>
+      <w:r>
+        <w:t xml:space="preserve"> of expected PFAS contamination are non-detect, as is the case for PFODA, a background of non-detect would be </w:t>
+      </w:r>
+      <w:r>
+        <w:t>reasonably applied.</w:t>
       </w:r>
       <w:r>
         <w:t xml:space="preserve"> </w:t>
       </w:r>
       <w:r>
-        <w:t xml:space="preserve">Figure 1 </w:t>
-      </w:r>
-      <w:r>
-        <w:t>may demonstrate</w:t>
-      </w:r>
-      <w:r>
-        <w:t xml:space="preserve"> that a non-detect background </w:t>
-      </w:r>
-      <w:r>
-        <w:t>is</w:t>
-      </w:r>
-      <w:r>
-        <w:t xml:space="preserve"> applicable for any PFAS compound. Certainly</w:t>
-      </w:r>
-      <w:r>
-        <w:t>,</w:t>
-      </w:r>
-      <w:r>
-        <w:t xml:space="preserve"> if more than 98% of samples adjacent to or within </w:t>
-      </w:r>
-      <w:r>
-        <w:t>sites</w:t>
-      </w:r>
-      <w:r>
-        <w:t xml:space="preserve"> of expected PFAS contamination are non-detect, as is the case for PFODA, a background of non-detect would be </w:t>
-      </w:r>
-      <w:r>
-        <w:t>reasonably applied.</w:t>
+        <w:t>PFOS is not detected in more than 54% of the samples</w:t>
+      </w:r>
+      <w:r>
+        <w:t>. PFOA is not detected in more than 40% of samples. Even non-detect for sum of 6, which has the more stringent constraint of six separate compounds not being present in a sample, occurs in more than 35% of samples.</w:t>
       </w:r>
       <w:r>
         <w:t xml:space="preserve"> </w:t>
       </w:r>
       <w:r>
-        <w:t>PFOS is not detected in more than 54% of the samples</w:t>
-      </w:r>
-      <w:r>
-        <w:t>. PFOA is not detected in more than 40% of samples. Even non-detect for sum of 6, which has the more stringent constraint of six separate compounds not being present in a sample, occurs in more than 35% of samples.</w:t>
-      </w:r>
-      <w:r>
-        <w:t xml:space="preserve"> </w:t>
-      </w:r>
-      <w:r>
-        <w:t xml:space="preserve">A third of samples, should be adequate </w:t>
-      </w:r>
-      <w:r>
-        <w:t>to demonstrate that finding non-detect levels of compounds is a common occurrence, especially given the expected bias of these</w:t>
-      </w:r>
-      <w:r>
-        <w:t xml:space="preserve"> samples coming from areas where contamination is expected.</w:t>
+        <w:t xml:space="preserve">A third of </w:t>
+      </w:r>
+      <w:proofErr w:type="gramStart"/>
+      <w:r>
+        <w:t>samples,</w:t>
+      </w:r>
+      <w:proofErr w:type="gramEnd"/>
+      <w:r>
+        <w:t xml:space="preserve"> should be adequate </w:t>
+      </w:r>
+      <w:r>
+        <w:t>to demonstrate that finding non-</w:t>
+      </w:r>
+      <w:proofErr w:type="gramStart"/>
+      <w:r>
+        <w:t>detect</w:t>
+      </w:r>
+      <w:proofErr w:type="gramEnd"/>
+      <w:r>
+        <w:t xml:space="preserve"> levels of compounds is a common occurrence, especially given the expected bias of these</w:t>
+      </w:r>
+      <w:r>
+        <w:t xml:space="preserve"> samples coming from areas where contamination is </w:t>
+      </w:r>
+      <w:r>
+        <w:t xml:space="preserve">reasonably </w:t>
+      </w:r>
+      <w:r>
+        <w:t>expected.</w:t>
       </w:r>
     </w:p>
     <w:p/>
@@ -481,7 +543,18 @@
         <w:t xml:space="preserve"> </w:t>
       </w:r>
       <w:r>
-        <w:t xml:space="preserve">Plotting the location of non-detect sample results shows that the geographic distribution of non-detect results are distributed across all regions where samples are present. There are no regions with many samples (blue dots in figure 2) without some proximal non-detects (red dots in figure 2). There is bias of where PFAS groundwater samples exist, southern Maine and along the 95 corridor, which is related to population density and sludge distribution logistics.  </w:t>
+        <w:t xml:space="preserve">Plotting the location of non-detect sample results shows that the geographic distribution of non-detect results are distributed across all regions where samples are present. There are no regions with many samples (blue dots in figure 2) without some proximal non-detects (red dots in figure 2). There is bias of where PFAS groundwater samples exist, southern Maine and along the 95 </w:t>
+      </w:r>
+      <w:proofErr w:type="gramStart"/>
+      <w:r>
+        <w:t>corridor</w:t>
+      </w:r>
+      <w:proofErr w:type="gramEnd"/>
+      <w:r>
+        <w:t xml:space="preserve">. This bias </w:t>
+      </w:r>
+      <w:r>
+        <w:t xml:space="preserve">is related to population density and sludge distribution logistics.  </w:t>
       </w:r>
       <w:r>
         <w:br/>
@@ -493,7 +566,15 @@
         <w:t xml:space="preserve">[[what about non-detects in the </w:t>
       </w:r>
       <w:r>
-        <w:t xml:space="preserve">Fairfield area?]] </w:t>
+        <w:t xml:space="preserve">Fairfield </w:t>
+      </w:r>
+      <w:proofErr w:type="gramStart"/>
+      <w:r>
+        <w:t>area?]</w:t>
+      </w:r>
+      <w:proofErr w:type="gramEnd"/>
+      <w:r>
+        <w:t xml:space="preserve">] </w:t>
       </w:r>
     </w:p>
     <w:p>
@@ -616,34 +697,46 @@
         <w:t xml:space="preserve"> </w:t>
       </w:r>
       <w:r>
-        <w:t xml:space="preserve">1) </w:t>
+        <w:t xml:space="preserve">A conservative estimate is the volume from which a well physically </w:t>
+      </w:r>
+      <w:r>
+        <w:t>draws water. This volume is related to a</w:t>
+      </w:r>
+      <w:r>
+        <w:t xml:space="preserve">) </w:t>
       </w:r>
       <w:r>
         <w:t>The</w:t>
       </w:r>
       <w:r>
-        <w:t xml:space="preserve"> distance that is equal to the cone of depression of the well. In this case</w:t>
-      </w:r>
-      <w:r>
-        <w:t>, a</w:t>
-      </w:r>
-      <w:r>
-        <w:t xml:space="preserve"> well is representative of the water it is </w:t>
-      </w:r>
-      <w:r>
-        <w:t>physically draw</w:t>
-      </w:r>
-      <w:r>
-        <w:t>s</w:t>
-      </w:r>
-      <w:r>
-        <w:t xml:space="preserve"> from. 2) </w:t>
-      </w:r>
-      <w:r>
-        <w:t>Advective diffusive processes mix an aquifer.</w:t>
-      </w:r>
-      <w:r>
-        <w:t xml:space="preserve"> If an aquifer is completely and instantaneously mixed, one sample anywhere would be representative of the entire volume.  Of course, physical processes occur at a much slower rate, but estimating</w:t>
+        <w:t xml:space="preserve"> distance that is equal to the cone of depression of the well</w:t>
+      </w:r>
+      <w:r>
+        <w:t xml:space="preserve"> and b</w:t>
+      </w:r>
+      <w:r>
+        <w:t xml:space="preserve">) </w:t>
+      </w:r>
+      <w:r>
+        <w:t xml:space="preserve">Advective diffusive processes </w:t>
+      </w:r>
+      <w:r>
+        <w:t xml:space="preserve">that </w:t>
+      </w:r>
+      <w:r>
+        <w:t>mix an aquifer.</w:t>
+      </w:r>
+      <w:r>
+        <w:t xml:space="preserve"> </w:t>
+      </w:r>
+      <w:r>
+        <w:t>However, a water sample can be representative of a volume/area</w:t>
+      </w:r>
+      <w:r>
+        <w:t xml:space="preserve"> from which it does not directly sample. For instance, i</w:t>
+      </w:r>
+      <w:r>
+        <w:t>f an aquifer is completely and instantaneously mixed, one sample anywhere would be representative of the entire volume.  Of course, physical processes occur at a much slower rate, but estimating</w:t>
       </w:r>
       <w:r>
         <w:t xml:space="preserve"> the m</w:t>
@@ -664,7 +757,10 @@
         <w:t>ly</w:t>
       </w:r>
       <w:r>
-        <w:t xml:space="preserve"> consistent.</w:t>
+        <w:t xml:space="preserve"> consistent</w:t>
+      </w:r>
+      <w:r>
+        <w:t xml:space="preserve"> or, conversely, unimpacted by distributed land application of pfas containing fluids.</w:t>
       </w:r>
     </w:p>
     <w:p/>
@@ -841,13 +937,7 @@
             <w:rPr>
               <w:rFonts w:ascii="Cambria Math" w:hAnsi="Cambria Math"/>
             </w:rPr>
-            <m:t>W(u</m:t>
-          </m:r>
-          <m:r>
-            <w:rPr>
-              <w:rFonts w:ascii="Cambria Math" w:hAnsi="Cambria Math"/>
-            </w:rPr>
-            <m:t>)</m:t>
+            <m:t>W(u)</m:t>
           </m:r>
         </m:oMath>
       </m:oMathPara>
@@ -995,8 +1085,13 @@
       <w:r>
         <w:t xml:space="preserve">The magnitude of the various parameters </w:t>
       </w:r>
-      <w:r>
-        <w:t xml:space="preserve">vary across the state. The physical properties of </w:t>
+      <w:proofErr w:type="gramStart"/>
+      <w:r>
+        <w:t>vary</w:t>
+      </w:r>
+      <w:proofErr w:type="gramEnd"/>
+      <w:r>
+        <w:t xml:space="preserve"> across the state. The physical properties of </w:t>
       </w:r>
       <w:r>
         <w:t xml:space="preserve">an aquifer range over many orders of magnitude. The amount of water </w:t>
@@ -1029,7 +1124,13 @@
         <w:t xml:space="preserve">, with </w:t>
       </w:r>
       <w:r>
-        <w:t>1e5</w:t>
+        <w:t>10</w:t>
+      </w:r>
+      <w:r>
+        <w:rPr>
+          <w:vertAlign w:val="superscript"/>
+        </w:rPr>
+        <w:t>5</w:t>
       </w:r>
       <w:r>
         <w:t xml:space="preserve"> solutions,</w:t>
@@ -1041,6 +1142,7 @@
         <w:t xml:space="preserve">ility </w:t>
       </w:r>
       <w:r>
+        <w:lastRenderedPageBreak/>
         <w:t>distribution function.</w:t>
       </w:r>
       <w:r>
@@ -1052,14 +1154,7 @@
       <w:r>
         <w:t>See Table 1 for parameter ranges used.</w:t>
       </w:r>
-      <w:r>
-        <w:t xml:space="preserve"> </w:t>
-      </w:r>
-      <w:r>
-        <w:br w:type="page"/>
-      </w:r>
-    </w:p>
-    <w:p/>
+    </w:p>
     <w:tbl>
       <w:tblPr>
         <w:tblStyle w:val="TableGrid"/>
@@ -1338,7 +1433,15 @@
         <w:jc w:val="center"/>
       </w:pPr>
       <w:r>
-        <w:t xml:space="preserve">Figure 3: Theis </w:t>
+        <w:t xml:space="preserve">Figure 3: </w:t>
+      </w:r>
+      <w:proofErr w:type="gramStart"/>
+      <w:r>
+        <w:t>Theis</w:t>
+      </w:r>
+      <w:proofErr w:type="gramEnd"/>
+      <w:r>
+        <w:t xml:space="preserve"> </w:t>
       </w:r>
       <w:r>
         <w:t xml:space="preserve">equation </w:t>
@@ -1347,7 +1450,15 @@
         <w:t xml:space="preserve">Monte Carlo Results. The </w:t>
       </w:r>
       <w:r>
-        <w:t>y-axis is truncated and the first bin of Thres=0.005 (blue) extends to greater than 0.69.</w:t>
+        <w:t xml:space="preserve">y-axis is truncated and the first bin of </w:t>
+      </w:r>
+      <w:proofErr w:type="spellStart"/>
+      <w:r>
+        <w:t>Thres</w:t>
+      </w:r>
+      <w:proofErr w:type="spellEnd"/>
+      <w:r>
+        <w:t>=0.005 (blue) extends to greater than 0.69.</w:t>
       </w:r>
     </w:p>
     <w:p/>
@@ -1407,7 +1518,11 @@
         <w:t>a</w:t>
       </w:r>
       <w:r>
-        <w:t xml:space="preserve"> threshold </w:t>
+        <w:t xml:space="preserve"> </w:t>
+      </w:r>
+      <w:r>
+        <w:lastRenderedPageBreak/>
+        <w:t xml:space="preserve">threshold </w:t>
       </w:r>
       <w:r>
         <w:t>is</w:t>
@@ -1425,8 +1540,10 @@
         <w:t xml:space="preserve">What threshold to use isn’t readily clear and </w:t>
       </w:r>
       <w:r>
-        <w:lastRenderedPageBreak/>
-        <w:t xml:space="preserve">figure </w:t>
+        <w:t>F</w:t>
+      </w:r>
+      <w:r>
+        <w:t xml:space="preserve">igure </w:t>
       </w:r>
       <w:r>
         <w:t>3</w:t>
@@ -1488,8 +1605,13 @@
       <w:r>
         <w:t xml:space="preserve"> such as </w:t>
       </w:r>
-      <w:r>
-        <w:t>1e-5 m</w:t>
+      <w:proofErr w:type="gramStart"/>
+      <w:r>
+        <w:t>1e</w:t>
+      </w:r>
+      <w:proofErr w:type="gramEnd"/>
+      <w:r>
+        <w:t>-5 m</w:t>
       </w:r>
       <w:r>
         <w:t xml:space="preserve">, </w:t>
@@ -1510,10 +1632,24 @@
         <w:t>edge</w:t>
       </w:r>
       <w:r>
-        <w:t xml:space="preserve"> of the model domain. </w:t>
-      </w:r>
-      <w:r>
-        <w:t xml:space="preserve">While a very small threshold can likely be ruled out as aphysical, how </w:t>
+        <w:t xml:space="preserve"> of the model domain</w:t>
+      </w:r>
+      <w:r>
+        <w:t xml:space="preserve"> (&gt;10 km)</w:t>
+      </w:r>
+      <w:r>
+        <w:t xml:space="preserve">. </w:t>
+      </w:r>
+      <w:r>
+        <w:t xml:space="preserve">While a very small threshold can likely be ruled out as </w:t>
+      </w:r>
+      <w:proofErr w:type="spellStart"/>
+      <w:r>
+        <w:t>aphysical</w:t>
+      </w:r>
+      <w:proofErr w:type="spellEnd"/>
+      <w:r>
+        <w:t xml:space="preserve">, how </w:t>
       </w:r>
       <w:r>
         <w:t>large</w:t>
@@ -1534,10 +1670,18 @@
         <w:t>Choosing</w:t>
       </w:r>
       <w:r>
-        <w:t xml:space="preserve"> a single value </w:t>
-      </w:r>
-      <w:r>
-        <w:t xml:space="preserve">of </w:t>
+        <w:t xml:space="preserve"> a single </w:t>
+      </w:r>
+      <w:proofErr w:type="gramStart"/>
+      <w:r>
+        <w:t xml:space="preserve">value </w:t>
+      </w:r>
+      <w:r>
+        <w:t>of</w:t>
+      </w:r>
+      <w:proofErr w:type="gramEnd"/>
+      <w:r>
+        <w:t xml:space="preserve"> </w:t>
       </w:r>
       <w:r>
         <w:t xml:space="preserve">for the size of the cone of depression </w:t>
@@ -1558,13 +1702,7 @@
         <w:t>is</w:t>
       </w:r>
       <w:r>
-        <w:t xml:space="preserve"> highly dependent on</w:t>
-      </w:r>
-      <w:r>
-        <w:t xml:space="preserve"> the specific details of the sample location</w:t>
-      </w:r>
-      <w:r>
-        <w:t>. G</w:t>
+        <w:t xml:space="preserve"> highly dependent on the specific details of the sample location. G</w:t>
       </w:r>
       <w:r>
         <w:t>iven this uncertainty</w:t>
@@ -1641,13 +1779,7 @@
         <w:t xml:space="preserve"> </w:t>
       </w:r>
       <w:r>
-        <w:t xml:space="preserve">of </w:t>
-      </w:r>
-      <w:r>
-        <w:t>PFAS compounds</w:t>
-      </w:r>
-      <w:r>
-        <w:t xml:space="preserve"> from </w:t>
+        <w:t xml:space="preserve">of PFAS compounds from </w:t>
       </w:r>
       <w:r>
         <w:t xml:space="preserve">atmospheric temperature water </w:t>
@@ -1686,10 +1818,7 @@
         <w:t xml:space="preserve"> / s</w:t>
       </w:r>
       <w:r>
-        <w:t xml:space="preserve"> </w:t>
-      </w:r>
-      <w:r>
-        <w:t>(PFOA: 4.8x10</w:t>
+        <w:t xml:space="preserve"> (PFOA: 4.8x10</w:t>
       </w:r>
       <w:r>
         <w:rPr>
@@ -1752,16 +1881,26 @@
         <w:t xml:space="preserve"> of diffusion </w:t>
       </w:r>
       <w:r>
-        <w:t>(L)</w:t>
+        <w:t xml:space="preserve">(L) </w:t>
+      </w:r>
+      <w:proofErr w:type="gramStart"/>
+      <w:r>
+        <w:t>over</w:t>
+      </w:r>
+      <w:proofErr w:type="gramEnd"/>
+      <w:r>
+        <w:t xml:space="preserve"> 30 years</w:t>
       </w:r>
       <w:r>
         <w:t xml:space="preserve"> </w:t>
       </w:r>
-      <w:r>
-        <w:t>over 30 years</w:t>
-      </w:r>
-      <w:r>
-        <w:t xml:space="preserve"> (t but in seconds)</w:t>
+      <w:proofErr w:type="gramStart"/>
+      <w:r>
+        <w:t xml:space="preserve">(t </w:t>
+      </w:r>
+      <w:proofErr w:type="gramEnd"/>
+      <w:r>
+        <w:t>but in seconds)</w:t>
       </w:r>
       <w:r>
         <w:t xml:space="preserve"> </w:t>
@@ -1799,7 +1938,13 @@
     <w:p/>
     <w:p>
       <w:r>
-        <w:t xml:space="preserve">Instead advection is the </w:t>
+        <w:t>Instead</w:t>
+      </w:r>
+      <w:r>
+        <w:t>,</w:t>
+      </w:r>
+      <w:r>
+        <w:t xml:space="preserve"> advection is the </w:t>
       </w:r>
       <w:r>
         <w:t xml:space="preserve">main mixing mechanism for aquifers. Given the limited </w:t>
@@ -1817,10 +1962,26 @@
         <w:t xml:space="preserve">But the distance the ground water moves suggests </w:t>
       </w:r>
       <w:r>
-        <w:t xml:space="preserve">a distance over which a sample could be representative. A non-detect result should also serve </w:t>
-      </w:r>
-      <w:r>
-        <w:t xml:space="preserve">suggest that the aquifer upgradient of the sample is also free from the contaminate of concern. </w:t>
+        <w:t>a distance over which a sample could be representative. A non-</w:t>
+      </w:r>
+      <w:proofErr w:type="gramStart"/>
+      <w:r>
+        <w:t>detect</w:t>
+      </w:r>
+      <w:proofErr w:type="gramEnd"/>
+      <w:r>
+        <w:t xml:space="preserve"> result should also serve </w:t>
+      </w:r>
+      <w:r>
+        <w:t xml:space="preserve">suggest that the aquifer upgradient of the sample is also free from the </w:t>
+      </w:r>
+      <w:proofErr w:type="gramStart"/>
+      <w:r>
+        <w:t>contaminate</w:t>
+      </w:r>
+      <w:proofErr w:type="gramEnd"/>
+      <w:r>
+        <w:t xml:space="preserve"> of concern. </w:t>
       </w:r>
     </w:p>
     <w:p>
@@ -1858,20 +2019,31 @@
         <w:t>dynamic viscosity (μ)</w:t>
       </w:r>
       <w:r>
-        <w:t>, and hydraulic head gradient (Δh)</w:t>
+        <w:t>, and hydraulic head gradient (</w:t>
+      </w:r>
+      <w:proofErr w:type="spellStart"/>
+      <w:r>
+        <w:t>Δh</w:t>
+      </w:r>
+      <w:proofErr w:type="spellEnd"/>
+      <w:r>
+        <w:t>)</w:t>
       </w:r>
       <w:r>
         <w:t xml:space="preserve">. Permeability </w:t>
       </w:r>
       <w:r>
-        <w:t xml:space="preserve">varies over many orders of magnitude, and dynamic viscosity is affected by temperature </w:t>
-      </w:r>
-      <w:r>
         <w:lastRenderedPageBreak/>
-        <w:t xml:space="preserve">and solute content. </w:t>
-      </w:r>
-      <w:r>
-        <w:t>A monte Carlo simulation</w:t>
+        <w:t xml:space="preserve">varies over many orders of magnitude, and dynamic viscosity is affected by temperature and solute content. </w:t>
+      </w:r>
+      <w:r>
+        <w:t xml:space="preserve">A </w:t>
+      </w:r>
+      <w:r>
+        <w:t>M</w:t>
+      </w:r>
+      <w:r>
+        <w:t>onte Carlo simulation</w:t>
       </w:r>
       <w:r>
         <w:t>, with 1e6 solutions,</w:t>
@@ -1883,7 +2055,13 @@
         <w:t>of groundwater flow.</w:t>
       </w:r>
       <w:r>
-        <w:t xml:space="preserve"> See table 2 for parameter ranges</w:t>
+        <w:t xml:space="preserve"> See </w:t>
+      </w:r>
+      <w:r>
+        <w:t>T</w:t>
+      </w:r>
+      <w:r>
+        <w:t>able 2 for parameter ranges</w:t>
       </w:r>
       <w:r>
         <w:t>.</w:t>
@@ -1951,9 +2129,11 @@
             <w:r>
               <w:t>Hydraulic Gradient (</w:t>
             </w:r>
+            <w:proofErr w:type="spellStart"/>
             <w:r>
               <w:t>Δh</w:t>
             </w:r>
+            <w:proofErr w:type="spellEnd"/>
             <w:r>
               <w:t>)</w:t>
             </w:r>
@@ -2088,10 +2268,7 @@
               <w:t xml:space="preserve"> Viscosity (</w:t>
             </w:r>
             <w:r>
-              <w:t>μ</w:t>
-            </w:r>
-            <w:r>
-              <w:t>)</w:t>
+              <w:t>μ)</w:t>
             </w:r>
           </w:p>
         </w:tc>
@@ -2155,10 +2332,7 @@
         <w:t>30</w:t>
       </w:r>
       <w:r>
-        <w:t xml:space="preserve"> years to estimate a representative distance. </w:t>
-      </w:r>
-      <w:r>
-        <w:t xml:space="preserve">The median </w:t>
+        <w:t xml:space="preserve"> years to estimate a representative distance. The median </w:t>
       </w:r>
       <w:r>
         <w:t xml:space="preserve">of the result </w:t>
@@ -2286,7 +2460,15 @@
         <w:t xml:space="preserve"> representative distance from the </w:t>
       </w:r>
       <w:r>
-        <w:t xml:space="preserve">cone of depression is probably less than 50 m, but could be up to 2000 and the estimate from plug flow is </w:t>
+        <w:t xml:space="preserve">cone of depression is probably less than 50 </w:t>
+      </w:r>
+      <w:proofErr w:type="gramStart"/>
+      <w:r>
+        <w:t>m, but</w:t>
+      </w:r>
+      <w:proofErr w:type="gramEnd"/>
+      <w:r>
+        <w:t xml:space="preserve"> could be up to 2000 and the estimate from plug flow is </w:t>
       </w:r>
       <w:r>
         <w:t xml:space="preserve">about </w:t>
@@ -2295,7 +2477,15 @@
         <w:t>100 to 200</w:t>
       </w:r>
       <w:r>
-        <w:t xml:space="preserve"> meters. These two values can be additive </w:t>
+        <w:t xml:space="preserve"> meters. These two values can be </w:t>
+      </w:r>
+      <w:proofErr w:type="gramStart"/>
+      <w:r>
+        <w:t>additive</w:t>
+      </w:r>
+      <w:proofErr w:type="gramEnd"/>
+      <w:r>
+        <w:t xml:space="preserve"> </w:t>
       </w:r>
       <w:r>
         <w:t>but the final estimate is</w:t>
@@ -2313,7 +2503,7 @@
         <w:t>meters</w:t>
       </w:r>
       <w:r>
-        <w:t xml:space="preserve"> at most</w:t>
+        <w:t>, but</w:t>
       </w:r>
       <w:r>
         <w:t xml:space="preserve"> with a possibility of up to 2000 m. </w:t>
@@ -2325,7 +2515,23 @@
         <w:t xml:space="preserve">[[use </w:t>
       </w:r>
       <w:r>
-        <w:t>sand and grave aquifer locations as the most mixed and the mostly likely to have broad representation of aquifer state]]</w:t>
+        <w:t xml:space="preserve">sand and </w:t>
+      </w:r>
+      <w:proofErr w:type="spellStart"/>
+      <w:r>
+        <w:t>grave</w:t>
+      </w:r>
+      <w:proofErr w:type="spellEnd"/>
+      <w:r>
+        <w:t xml:space="preserve"> aquifer locations as the most mixed and the </w:t>
+      </w:r>
+      <w:proofErr w:type="gramStart"/>
+      <w:r>
+        <w:t>mostly</w:t>
+      </w:r>
+      <w:proofErr w:type="gramEnd"/>
+      <w:r>
+        <w:t xml:space="preserve"> likely to have broad representation of aquifer state]]</w:t>
       </w:r>
     </w:p>
     <w:p>
